--- a/DCG_format/DanielGutierrezCV.docx
+++ b/DCG_format/DanielGutierrezCV.docx
@@ -653,16 +653,47 @@
                     <w:szCs w:val="20"/>
                     <w:lang w:val="es-MX"/>
                   </w:rPr>
-                  <w:t>machine learning</w:t>
-                </w:r>
-                <w:r>
-                  <w:rPr>
-                    <w:rFonts w:ascii="Verdana" w:hAnsi="Verdana"/>
+                  <w:t xml:space="preserve">machine </w:t>
+                </w:r>
+                <w:proofErr w:type="spellStart"/>
+                <w:r>
+                  <w:rPr>
+                    <w:rFonts w:ascii="Verdana" w:hAnsi="Verdana"/>
+                    <w:i/>
+                    <w:iCs/>
                     <w:color w:val="000000" w:themeColor="text1"/>
                     <w:szCs w:val="20"/>
                     <w:lang w:val="es-MX"/>
                   </w:rPr>
-                  <w:t xml:space="preserve"> e IA generativa desde la conceptualización hasta la implementación, convirtiendo capacidades técnicas en resultados tangibles de negocio. Reconocido por asumir niveles crecientes de responsabilidad en proyectos de los sectores de energía, hotelería, bienes raíces, servicios financieros y auditoría.</w:t>
+                  <w:t>learning</w:t>
+                </w:r>
+                <w:proofErr w:type="spellEnd"/>
+                <w:r>
+                  <w:rPr>
+                    <w:rFonts w:ascii="Verdana" w:hAnsi="Verdana"/>
+                    <w:color w:val="000000" w:themeColor="text1"/>
+                    <w:szCs w:val="20"/>
+                    <w:lang w:val="es-MX"/>
+                  </w:rPr>
+                  <w:t xml:space="preserve"> e IA generativa desde la conceptualización hasta la implementación, </w:t>
+                </w:r>
+                <w:r>
+                  <w:rPr>
+                    <w:rFonts w:ascii="Verdana" w:hAnsi="Verdana"/>
+                    <w:color w:val="000000" w:themeColor="text1"/>
+                    <w:szCs w:val="20"/>
+                    <w:lang w:val="es-MX"/>
+                  </w:rPr>
+                  <w:t>capaz de traducir</w:t>
+                </w:r>
+                <w:r>
+                  <w:rPr>
+                    <w:rFonts w:ascii="Verdana" w:hAnsi="Verdana"/>
+                    <w:color w:val="000000" w:themeColor="text1"/>
+                    <w:szCs w:val="20"/>
+                    <w:lang w:val="es-MX"/>
+                  </w:rPr>
+                  <w:t xml:space="preserve"> capacidades técnicas en resultados tangibles de negocio. Reconocido por asumir niveles crecientes de responsabilidad en proyectos de los sectores de energía, hotelería, bienes raíces, servicios financieros y auditoría.</w:t>
                 </w:r>
               </w:p>
             </w:sdtContent>
@@ -822,8 +853,21 @@
                         <w:szCs w:val="20"/>
                         <w:lang w:val="es-MX"/>
                       </w:rPr>
-                      <w:t>Machine Learning</w:t>
+                      <w:t xml:space="preserve">Machine </w:t>
                     </w:r>
+                    <w:proofErr w:type="spellStart"/>
+                    <w:r>
+                      <w:rPr>
+                        <w:rFonts w:ascii="Verdana" w:hAnsi="Verdana"/>
+                        <w:i/>
+                        <w:iCs/>
+                        <w:color w:val="000000" w:themeColor="text1"/>
+                        <w:szCs w:val="20"/>
+                        <w:lang w:val="es-MX"/>
+                      </w:rPr>
+                      <w:t>Learning</w:t>
+                    </w:r>
+                    <w:proofErr w:type="spellEnd"/>
                     <w:r>
                       <w:rPr>
                         <w:rFonts w:ascii="Verdana" w:hAnsi="Verdana"/>
@@ -934,7 +978,27 @@
                 <w:szCs w:val="20"/>
                 <w:lang w:val="es-MX"/>
               </w:rPr>
-              <w:t>Ciudad de México | Consultor Senior | Mayo 2024 - Presente</w:t>
+              <w:t xml:space="preserve">Ciudad de México | Consultor Senior | </w:t>
+            </w:r>
+            <w:proofErr w:type="gramStart"/>
+            <w:r>
+              <w:rPr>
+                <w:rFonts w:ascii="Verdana" w:hAnsi="Verdana"/>
+                <w:color w:val="000000" w:themeColor="text1"/>
+                <w:szCs w:val="20"/>
+                <w:lang w:val="es-MX"/>
+              </w:rPr>
+              <w:t>Mayo</w:t>
+            </w:r>
+            <w:proofErr w:type="gramEnd"/>
+            <w:r>
+              <w:rPr>
+                <w:rFonts w:ascii="Verdana" w:hAnsi="Verdana"/>
+                <w:color w:val="000000" w:themeColor="text1"/>
+                <w:szCs w:val="20"/>
+                <w:lang w:val="es-MX"/>
+              </w:rPr>
+              <w:t xml:space="preserve"> 2024 - Presente</w:t>
             </w:r>
           </w:p>
           <w:p>
@@ -962,7 +1026,7 @@
               <w:pStyle w:val="ListParagraph"/>
               <w:numPr>
                 <w:ilvl w:val="0"/>
-                <w:numId w:val="3"/>
+                <w:numId w:val="4"/>
               </w:numPr>
               <w:spacing w:before="240"/>
               <w:rPr>
@@ -987,7 +1051,7 @@
               <w:pStyle w:val="ListParagraph"/>
               <w:numPr>
                 <w:ilvl w:val="0"/>
-                <w:numId w:val="3"/>
+                <w:numId w:val="4"/>
               </w:numPr>
               <w:spacing w:before="240"/>
               <w:rPr>
@@ -1012,7 +1076,7 @@
               <w:pStyle w:val="ListParagraph"/>
               <w:numPr>
                 <w:ilvl w:val="0"/>
-                <w:numId w:val="3"/>
+                <w:numId w:val="4"/>
               </w:numPr>
               <w:spacing w:before="240"/>
               <w:rPr>
@@ -1038,7 +1102,7 @@
               <w:pStyle w:val="ListParagraph"/>
               <w:numPr>
                 <w:ilvl w:val="0"/>
-                <w:numId w:val="3"/>
+                <w:numId w:val="4"/>
               </w:numPr>
               <w:spacing w:before="240"/>
               <w:rPr>
@@ -1055,7 +1119,47 @@
                 <w:szCs w:val="20"/>
                 <w:lang w:val="es-MX"/>
               </w:rPr>
-              <w:t>Creó un agente de comercio inteligente con AWS AgentCore y Strands, capaz de emparejar listas de compras con catálogos de productos y generar recomendaciones complementarias. El proyecto obtuvo 3er lugar en un hackathon de socios de AWS.</w:t>
+              <w:t xml:space="preserve">Creó un agente de comercio inteligente con AWS </w:t>
+            </w:r>
+            <w:proofErr w:type="spellStart"/>
+            <w:r>
+              <w:rPr>
+                <w:rFonts w:ascii="Verdana" w:hAnsi="Verdana"/>
+                <w:color w:val="000000" w:themeColor="text1"/>
+                <w:szCs w:val="20"/>
+                <w:lang w:val="es-MX"/>
+              </w:rPr>
+              <w:t>AgentCore</w:t>
+            </w:r>
+            <w:proofErr w:type="spellEnd"/>
+            <w:r>
+              <w:rPr>
+                <w:rFonts w:ascii="Verdana" w:hAnsi="Verdana"/>
+                <w:color w:val="000000" w:themeColor="text1"/>
+                <w:szCs w:val="20"/>
+                <w:lang w:val="es-MX"/>
+              </w:rPr>
+              <w:t xml:space="preserve"> y </w:t>
+            </w:r>
+            <w:proofErr w:type="spellStart"/>
+            <w:r>
+              <w:rPr>
+                <w:rFonts w:ascii="Verdana" w:hAnsi="Verdana"/>
+                <w:color w:val="000000" w:themeColor="text1"/>
+                <w:szCs w:val="20"/>
+                <w:lang w:val="es-MX"/>
+              </w:rPr>
+              <w:t>Strands</w:t>
+            </w:r>
+            <w:proofErr w:type="spellEnd"/>
+            <w:r>
+              <w:rPr>
+                <w:rFonts w:ascii="Verdana" w:hAnsi="Verdana"/>
+                <w:color w:val="000000" w:themeColor="text1"/>
+                <w:szCs w:val="20"/>
+                <w:lang w:val="es-MX"/>
+              </w:rPr>
+              <w:t>, capaz de emparejar listas de compras con catálogos de productos y generar recomendaciones complementarias. El proyecto obtuvo 3er lugar en un hackathon de socios de AWS.</w:t>
             </w:r>
           </w:p>
           <w:p>
@@ -1063,7 +1167,7 @@
               <w:pStyle w:val="ListParagraph"/>
               <w:numPr>
                 <w:ilvl w:val="0"/>
-                <w:numId w:val="3"/>
+                <w:numId w:val="4"/>
               </w:numPr>
               <w:spacing w:before="240"/>
               <w:rPr>
@@ -1094,6 +1198,7 @@
                 <w:lang w:val="en-US"/>
               </w:rPr>
             </w:pPr>
+            <w:proofErr w:type="spellStart"/>
             <w:r>
               <w:rPr>
                 <w:rFonts w:ascii="Verdana" w:hAnsi="Verdana"/>
@@ -1114,6 +1219,7 @@
               </w:rPr>
               <w:t>ciones</w:t>
             </w:r>
+            <w:proofErr w:type="spellEnd"/>
           </w:p>
           <w:sdt>
             <w:sdtPr>
@@ -1234,7 +1340,25 @@
                     <w:szCs w:val="20"/>
                     <w:lang w:val="es-MX"/>
                   </w:rPr>
-                  <w:t>Python, Desarrollo de Agentes IA, Git, AWS, SQL, R, Excel</w:t>
+                  <w:t xml:space="preserve">Python, </w:t>
+                </w:r>
+                <w:r>
+                  <w:rPr>
+                    <w:rFonts w:ascii="Verdana" w:hAnsi="Verdana"/>
+                    <w:color w:val="000000"/>
+                    <w:szCs w:val="20"/>
+                    <w:lang w:val="es-MX"/>
+                  </w:rPr>
+                  <w:t>Agentes de desarrollo con IA,</w:t>
+                </w:r>
+                <w:r>
+                  <w:rPr>
+                    <w:rFonts w:ascii="Verdana" w:hAnsi="Verdana"/>
+                    <w:color w:val="000000"/>
+                    <w:szCs w:val="20"/>
+                    <w:lang w:val="es-MX"/>
+                  </w:rPr>
+                  <w:t xml:space="preserve"> Git, AWS, SQL, R, Excel</w:t>
                 </w:r>
               </w:p>
               <w:p>
@@ -1346,7 +1470,25 @@
                 <w:szCs w:val="20"/>
                 <w:lang w:val="es-MX"/>
               </w:rPr>
-              <w:t>2 años (Mayo 2024 - Presente)</w:t>
+              <w:t>2 años (</w:t>
+            </w:r>
+            <w:proofErr w:type="gramStart"/>
+            <w:r>
+              <w:rPr>
+                <w:rFonts w:ascii="Verdana" w:hAnsi="Verdana"/>
+                <w:szCs w:val="20"/>
+                <w:lang w:val="es-MX"/>
+              </w:rPr>
+              <w:t>Mayo</w:t>
+            </w:r>
+            <w:proofErr w:type="gramEnd"/>
+            <w:r>
+              <w:rPr>
+                <w:rFonts w:ascii="Verdana" w:hAnsi="Verdana"/>
+                <w:szCs w:val="20"/>
+                <w:lang w:val="es-MX"/>
+              </w:rPr>
+              <w:t xml:space="preserve"> 2024 - Presente)</w:t>
             </w:r>
           </w:p>
           <w:p>
@@ -1492,6 +1634,7 @@
                 <w:szCs w:val="50"/>
                 <w:lang w:val="es-MX"/>
               </w:rPr>
+              <w:lastRenderedPageBreak/>
               <w:t>Daniel Gutiérrez Restrepo</w:t>
             </w:r>
           </w:p>
@@ -1514,7 +1657,7 @@
               </w:rPr>
               <w:alias w:val="Foto"/>
               <w:tag w:val="UserPic"/>
-              <w:id w:val="1623882675"/>
+              <w:id w:val="-1771846378"/>
               <w:picture/>
             </w:sdtPr>
             <w:sdtContent>
@@ -1685,7 +1828,7 @@
                 </w:rPr>
                 <w:alias w:val="Resumen"/>
                 <w:tag w:val="Resumen"/>
-                <w:id w:val="592357651"/>
+                <w:id w:val="1583488929"/>
                 <w:showingPlcHdr/>
               </w:sdtPr>
               <w:sdtEndPr>
@@ -1739,7 +1882,7 @@
               </w:rPr>
               <w:alias w:val="Idiomas"/>
               <w:tag w:val="Idiomas"/>
-              <w:id w:val="-1106345322"/>
+              <w:id w:val="1740045433"/>
             </w:sdtPr>
             <w:sdtContent>
               <w:p>
@@ -1820,7 +1963,7 @@
                 </w:rPr>
                 <w:alias w:val="Telefono"/>
                 <w:tag w:val="Telefono"/>
-                <w:id w:val="-31577028"/>
+                <w:id w:val="792947061"/>
               </w:sdtPr>
               <w:sdtContent>
                 <w:r>
@@ -1867,7 +2010,7 @@
                 </w:rPr>
                 <w:alias w:val="Email"/>
                 <w:tag w:val="Email"/>
-                <w:id w:val="-623925371"/>
+                <w:id w:val="722877603"/>
               </w:sdtPr>
               <w:sdtEndPr>
                 <w:rPr>
@@ -1877,7 +2020,7 @@
                 </w:rPr>
               </w:sdtEndPr>
               <w:sdtContent>
-                <w:hyperlink r:id="rId8" w:history="1">
+                <w:hyperlink r:id="rId9" w:history="1">
                   <w:r>
                     <w:rPr>
                       <w:rStyle w:val="Hyperlink"/>
@@ -1950,7 +2093,7 @@
               </w:rPr>
               <w:alias w:val="Resumen"/>
               <w:tag w:val="Resumen"/>
-              <w:id w:val="-1350869723"/>
+              <w:id w:val="1444890460"/>
             </w:sdtPr>
             <w:sdtEndPr>
               <w:rPr>
@@ -1976,7 +2119,43 @@
                     <w:szCs w:val="20"/>
                     <w:lang w:val="en-US"/>
                   </w:rPr>
-                  <w:t>Applied Mathematics graduate and Senior Consultant specializing in AI agent development and data-driven solutions for clients across Latin America. Builds and delivers end-to-end analytical products, from machine learning models to GenAI-powered automation, with a track record of translating complex technical capabilities into measurable client outcomes. Consistently entrusted with expanded responsibility across engagements in energy, hospitality, real estate, financial services, and auditing.</w:t>
+                  <w:t xml:space="preserve">Applied Mathematics graduate and Senior Consultant specializing in AI agent development and data-driven solutions for clients across Latin America. Builds and delivers end-to-end analytical products, from machine learning models to </w:t>
+                </w:r>
+                <w:r>
+                  <w:rPr>
+                    <w:rFonts w:ascii="Verdana" w:hAnsi="Verdana"/>
+                    <w:color w:val="000000" w:themeColor="text1"/>
+                    <w:szCs w:val="20"/>
+                    <w:lang w:val="en-US"/>
+                  </w:rPr>
+                  <w:t xml:space="preserve">Agentic </w:t>
+                </w:r>
+                <w:r>
+                  <w:rPr>
+                    <w:rFonts w:ascii="Verdana" w:hAnsi="Verdana"/>
+                    <w:color w:val="000000" w:themeColor="text1"/>
+                    <w:szCs w:val="20"/>
+                    <w:lang w:val="en-US"/>
+                  </w:rPr>
+                  <w:t xml:space="preserve">AI-powered </w:t>
+                </w:r>
+                <w:r>
+                  <w:rPr>
+                    <w:rFonts w:ascii="Verdana" w:hAnsi="Verdana"/>
+                    <w:color w:val="000000" w:themeColor="text1"/>
+                    <w:szCs w:val="20"/>
+                    <w:lang w:val="en-US"/>
+                  </w:rPr>
+                  <w:t>solutions</w:t>
+                </w:r>
+                <w:r>
+                  <w:rPr>
+                    <w:rFonts w:ascii="Verdana" w:hAnsi="Verdana"/>
+                    <w:color w:val="000000" w:themeColor="text1"/>
+                    <w:szCs w:val="20"/>
+                    <w:lang w:val="en-US"/>
+                  </w:rPr>
+                  <w:t>, with a track record of translating complex technical capabilities into measurable client outcomes. Consistently entrusted with expanded responsibility across engagements in energy, hospitality, real estate, financial services, and auditing.</w:t>
                 </w:r>
               </w:p>
             </w:sdtContent>
@@ -2015,7 +2194,7 @@
               </w:rPr>
               <w:alias w:val="Resumen"/>
               <w:tag w:val="Resumen"/>
-              <w:id w:val="-1162237611"/>
+              <w:id w:val="-1187056555"/>
             </w:sdtPr>
             <w:sdtEndPr>
               <w:rPr>
@@ -2109,7 +2288,7 @@
               </w:rPr>
               <w:alias w:val="Areas competencia"/>
               <w:tag w:val="AreasComp"/>
-              <w:id w:val="209768078"/>
+              <w:id w:val="-1343854641"/>
             </w:sdtPr>
             <w:sdtContent>
               <w:p>
@@ -2131,7 +2310,7 @@
                     </w:rPr>
                     <w:alias w:val="Resumen"/>
                     <w:tag w:val="Resumen"/>
-                    <w:id w:val="732659748"/>
+                    <w:id w:val="1011800990"/>
                   </w:sdtPr>
                   <w:sdtEndPr>
                     <w:rPr>
@@ -2221,7 +2400,7 @@
               <w:pStyle w:val="ListParagraph"/>
               <w:numPr>
                 <w:ilvl w:val="0"/>
-                <w:numId w:val="4"/>
+                <w:numId w:val="3"/>
               </w:numPr>
               <w:spacing w:before="240"/>
               <w:rPr>
@@ -2246,7 +2425,7 @@
               <w:pStyle w:val="ListParagraph"/>
               <w:numPr>
                 <w:ilvl w:val="0"/>
-                <w:numId w:val="4"/>
+                <w:numId w:val="3"/>
               </w:numPr>
               <w:spacing w:before="240"/>
               <w:rPr>
@@ -2263,7 +2442,53 @@
                 <w:szCs w:val="20"/>
                 <w:lang w:val="en-US"/>
               </w:rPr>
-              <w:t>Designed a 10-year growth plan for a hotel group valued at $1B+ USD, including financial valuation and strategic initiatives, capturing an additional present value of $100M+ USD.</w:t>
+              <w:t>Built a full-stack AI agent solution for a major bank encompassing automated regulatory compliance reporting and competitive/financial analysis, with a validated business case projecting 91% reduction in execution time and 16% to 39% in annual cost savings.</w:t>
+            </w:r>
+            <w:r>
+              <w:rPr>
+                <w:rFonts w:ascii="Verdana" w:hAnsi="Verdana"/>
+                <w:color w:val="000000" w:themeColor="text1"/>
+                <w:szCs w:val="20"/>
+                <w:lang w:val="en-US"/>
+              </w:rPr>
+              <w:t xml:space="preserve"> </w:t>
+            </w:r>
+            <w:r>
+              <w:rPr>
+                <w:rFonts w:ascii="Verdana" w:hAnsi="Verdana"/>
+                <w:color w:val="000000" w:themeColor="text1"/>
+                <w:szCs w:val="20"/>
+                <w:lang w:val="en-US"/>
+              </w:rPr>
+              <w:t xml:space="preserve">Skills: </w:t>
+            </w:r>
+            <w:r>
+              <w:rPr>
+                <w:rFonts w:ascii="Verdana" w:hAnsi="Verdana"/>
+                <w:color w:val="000000" w:themeColor="text1"/>
+                <w:szCs w:val="20"/>
+                <w:lang w:val="en-US"/>
+              </w:rPr>
+              <w:t xml:space="preserve">API development, context </w:t>
+            </w:r>
+            <w:r>
+              <w:rPr>
+                <w:rFonts w:ascii="Verdana" w:hAnsi="Verdana"/>
+                <w:color w:val="000000" w:themeColor="text1"/>
+                <w:szCs w:val="20"/>
+                <w:lang w:val="en-US"/>
+              </w:rPr>
+              <w:lastRenderedPageBreak/>
+              <w:t>engineering, prompt engineering, Agent</w:t>
+            </w:r>
+            <w:r>
+              <w:rPr>
+                <w:rFonts w:ascii="Verdana" w:hAnsi="Verdana"/>
+                <w:color w:val="000000" w:themeColor="text1"/>
+                <w:szCs w:val="20"/>
+                <w:lang w:val="en-US"/>
+              </w:rPr>
+              <w:t xml:space="preserve"> Orchestration.</w:t>
             </w:r>
           </w:p>
           <w:p>
@@ -2271,7 +2496,7 @@
               <w:pStyle w:val="ListParagraph"/>
               <w:numPr>
                 <w:ilvl w:val="0"/>
-                <w:numId w:val="4"/>
+                <w:numId w:val="3"/>
               </w:numPr>
               <w:spacing w:before="240"/>
               <w:rPr>
@@ -2288,17 +2513,27 @@
                 <w:szCs w:val="20"/>
                 <w:lang w:val="en-US"/>
               </w:rPr>
-              <w:t xml:space="preserve">Built a full-stack GenAI agent solution for a major bank encompassing automated regulatory compliance reporting and competitive/financial analysis, with a validated business case projecting </w:t>
-            </w:r>
-            <w:r>
-              <w:rPr>
-                <w:rFonts w:ascii="Verdana" w:hAnsi="Verdana"/>
-                <w:color w:val="000000" w:themeColor="text1"/>
-                <w:szCs w:val="20"/>
-                <w:lang w:val="en-US"/>
-              </w:rPr>
-              <w:lastRenderedPageBreak/>
-              <w:t>91% reduction in execution time and 16% to 39% in annual cost savings.</w:t>
+              <w:t xml:space="preserve">Developed an AI-powered commerce agent using AWS </w:t>
+            </w:r>
+            <w:proofErr w:type="spellStart"/>
+            <w:r>
+              <w:rPr>
+                <w:rFonts w:ascii="Verdana" w:hAnsi="Verdana"/>
+                <w:color w:val="000000" w:themeColor="text1"/>
+                <w:szCs w:val="20"/>
+                <w:lang w:val="en-US"/>
+              </w:rPr>
+              <w:t>AgentCore</w:t>
+            </w:r>
+            <w:proofErr w:type="spellEnd"/>
+            <w:r>
+              <w:rPr>
+                <w:rFonts w:ascii="Verdana" w:hAnsi="Verdana"/>
+                <w:color w:val="000000" w:themeColor="text1"/>
+                <w:szCs w:val="20"/>
+                <w:lang w:val="en-US"/>
+              </w:rPr>
+              <w:t xml:space="preserve"> and Strands, featuring intelligent shopping list matching and product recommendations. Awarded 3rd place in an AWS partner hackathon.</w:t>
             </w:r>
           </w:p>
           <w:p>
@@ -2306,7 +2541,7 @@
               <w:pStyle w:val="ListParagraph"/>
               <w:numPr>
                 <w:ilvl w:val="0"/>
-                <w:numId w:val="4"/>
+                <w:numId w:val="3"/>
               </w:numPr>
               <w:spacing w:before="240"/>
               <w:rPr>
@@ -2323,27 +2558,7 @@
                 <w:szCs w:val="20"/>
                 <w:lang w:val="en-US"/>
               </w:rPr>
-              <w:t xml:space="preserve">Developed an AI-powered commerce agent using AWS </w:t>
-            </w:r>
-            <w:proofErr w:type="spellStart"/>
-            <w:r>
-              <w:rPr>
-                <w:rFonts w:ascii="Verdana" w:hAnsi="Verdana"/>
-                <w:color w:val="000000" w:themeColor="text1"/>
-                <w:szCs w:val="20"/>
-                <w:lang w:val="en-US"/>
-              </w:rPr>
-              <w:t>AgentCore</w:t>
-            </w:r>
-            <w:proofErr w:type="spellEnd"/>
-            <w:r>
-              <w:rPr>
-                <w:rFonts w:ascii="Verdana" w:hAnsi="Verdana"/>
-                <w:color w:val="000000" w:themeColor="text1"/>
-                <w:szCs w:val="20"/>
-                <w:lang w:val="en-US"/>
-              </w:rPr>
-              <w:t xml:space="preserve"> and Strands, featuring intelligent shopping list matching and product recommendations. Awarded 3rd place in an AWS partner hackathon.</w:t>
+              <w:t>Designed a 10-year growth plan for a hotel group valued at $1B+ USD, including financial valuation and strategic initiatives, capturing an additional present value of $100M+ USD.</w:t>
             </w:r>
           </w:p>
           <w:p>
@@ -2351,7 +2566,7 @@
               <w:pStyle w:val="ListParagraph"/>
               <w:numPr>
                 <w:ilvl w:val="0"/>
-                <w:numId w:val="4"/>
+                <w:numId w:val="3"/>
               </w:numPr>
               <w:spacing w:before="240"/>
               <w:rPr>
@@ -2403,7 +2618,7 @@
               </w:rPr>
               <w:alias w:val="Membresias"/>
               <w:tag w:val="Membresias"/>
-              <w:id w:val="-1708167820"/>
+              <w:id w:val="1797412553"/>
             </w:sdtPr>
             <w:sdtContent>
               <w:p>
@@ -2437,7 +2652,7 @@
               </w:rPr>
               <w:alias w:val="ProfessionalActivity"/>
               <w:tag w:val="ProfessionalActivity"/>
-              <w:id w:val="1819143785"/>
+              <w:id w:val="579952336"/>
             </w:sdtPr>
             <w:sdtContent>
               <w:p>
@@ -2474,7 +2689,7 @@
               </w:rPr>
               <w:alias w:val="ActividadProfesional"/>
               <w:tag w:val="ActividadProfesional"/>
-              <w:id w:val="-915169284"/>
+              <w:id w:val="-691837860"/>
             </w:sdtPr>
             <w:sdtContent>
               <w:p>
@@ -2492,7 +2707,7 @@
                     <w:szCs w:val="20"/>
                     <w:lang w:val="en-US"/>
                   </w:rPr>
-                  <w:t>Python, AI Agent Development, Git, AWS, SQL, R, Excel</w:t>
+                  <w:t xml:space="preserve">Python, </w:t>
                 </w:r>
                 <w:r>
                   <w:rPr>
@@ -2501,6 +2716,24 @@
                     <w:szCs w:val="20"/>
                     <w:lang w:val="en-US"/>
                   </w:rPr>
+                  <w:t xml:space="preserve">AI coding agents, </w:t>
+                </w:r>
+                <w:r>
+                  <w:rPr>
+                    <w:rFonts w:ascii="Verdana" w:hAnsi="Verdana"/>
+                    <w:color w:val="000000"/>
+                    <w:szCs w:val="20"/>
+                    <w:lang w:val="en-US"/>
+                  </w:rPr>
+                  <w:t>Git, AWS, SQL, R, Excel</w:t>
+                </w:r>
+                <w:r>
+                  <w:rPr>
+                    <w:rFonts w:ascii="Verdana" w:hAnsi="Verdana"/>
+                    <w:color w:val="000000"/>
+                    <w:szCs w:val="20"/>
+                    <w:lang w:val="en-US"/>
+                  </w:rPr>
                   <w:br/>
                 </w:r>
                 <w:r>
@@ -2510,16 +2743,7 @@
                     <w:szCs w:val="20"/>
                     <w:lang w:val="en-US"/>
                   </w:rPr>
-                  <w:t xml:space="preserve">Strategic thinking, quantitative analysis, executive communication, </w:t>
-                </w:r>
-                <w:r>
-                  <w:rPr>
-                    <w:rFonts w:ascii="Verdana" w:hAnsi="Verdana"/>
-                    <w:color w:val="000000"/>
-                    <w:szCs w:val="20"/>
-                    <w:lang w:val="en-US"/>
-                  </w:rPr>
-                  <w:t>initiative</w:t>
+                  <w:t>Strategic thinking, quantitative analysis, executive communication, initiative</w:t>
                 </w:r>
               </w:p>
             </w:sdtContent>
@@ -2600,7 +2824,7 @@
               </w:rPr>
               <w:alias w:val="AniosExperiencia"/>
               <w:tag w:val="AniosExperiencia"/>
-              <w:id w:val="-1990551522"/>
+              <w:id w:val="632285949"/>
             </w:sdtPr>
             <w:sdtContent>
               <w:p>
@@ -2646,7 +2870,7 @@
                     </w:rPr>
                     <w:alias w:val="ActividadProfesional"/>
                     <w:tag w:val="ActividadProfesional"/>
-                    <w:id w:val="-509759189"/>
+                    <w:id w:val="644172174"/>
                   </w:sdtPr>
                   <w:sdtEndPr>
                     <w:rPr>
@@ -2679,7 +2903,7 @@
       </w:pPr>
     </w:p>
     <w:sectPr>
-      <w:headerReference w:type="default" r:id="rId9"/>
+      <w:headerReference w:type="default" r:id="rId10"/>
       <w:pgSz w:w="12240" w:h="15840"/>
       <w:pgMar w:top="1417" w:right="1701" w:bottom="1417" w:left="1701" w:header="708" w:footer="708" w:gutter="0"/>
       <w:cols w:space="708"/>
@@ -2806,6 +3030,119 @@
 <file path=word/numbering.xml><?xml version="1.0" encoding="utf-8"?>
 <w:numbering xmlns:wpc="http://schemas.microsoft.com/office/word/2010/wordprocessingCanvas" xmlns:cx="http://schemas.microsoft.com/office/drawing/2014/chartex" xmlns:cx1="http://schemas.microsoft.com/office/drawing/2015/9/8/chartex" xmlns:cx2="http://schemas.microsoft.com/office/drawing/2015/10/21/chartex" xmlns:cx3="http://schemas.microsoft.com/office/drawing/2016/5/9/chartex" xmlns:cx4="http://schemas.microsoft.com/office/drawing/2016/5/10/chartex" xmlns:cx5="http://schemas.microsoft.com/office/drawing/2016/5/11/chartex" xmlns:cx6="http://schemas.microsoft.com/office/drawing/2016/5/12/chartex" xmlns:cx7="http://schemas.microsoft.com/office/drawing/2016/5/13/chartex" xmlns:cx8="http://schemas.microsoft.com/office/drawing/2016/5/14/chartex" xmlns:mc="http://schemas.openxmlformats.org/markup-compatibility/2006" xmlns:aink="http://schemas.microsoft.com/office/drawing/2016/ink" xmlns:am3d="http://schemas.microsoft.com/office/drawing/2017/model3d" xmlns:o="urn:schemas-microsoft-com:office:office" xmlns:oel="http://schemas.microsoft.com/office/2019/extlst" xmlns:r="http://schemas.openxmlformats.org/officeDocument/2006/relationships" xmlns:m="http://schemas.openxmlformats.org/officeDocument/2006/math" xmlns:v="urn:schemas-microsoft-com:vml" xmlns:wp14="http://schemas.microsoft.com/office/word/2010/wordprocessingDrawing" xmlns:wp="http://schemas.openxmlformats.org/drawingml/2006/wordprocessingDrawing" xmlns:w10="urn:schemas-microsoft-com:office:word" xmlns:w="http://schemas.openxmlformats.org/wordprocessingml/2006/main" xmlns:w14="http://schemas.microsoft.com/office/word/2010/wordml" xmlns:w15="http://schemas.microsoft.com/office/word/2012/wordml" xmlns:w16cex="http://schemas.microsoft.com/office/word/2018/wordml/cex" xmlns:w16cid="http://schemas.microsoft.com/office/word/2016/wordml/cid" xmlns:w16="http://schemas.microsoft.com/office/word/2018/wordml" xmlns:w16du="http://schemas.microsoft.com/office/word/2023/wordml/word16du" xmlns:w16sdtdh="http://schemas.microsoft.com/office/word/2020/wordml/sdtdatahash" xmlns:w16se="http://schemas.microsoft.com/office/word/2015/wordml/symex" xmlns:wpg="http://schemas.microsoft.com/office/word/2010/wordprocessingGroup" xmlns:wpi="http://schemas.microsoft.com/office/word/2010/wordprocessingInk" xmlns:wne="http://schemas.microsoft.com/office/word/2006/wordml" xmlns:wps="http://schemas.microsoft.com/office/word/2010/wordprocessingShape" mc:Ignorable="w14 w15 w16se w16cid w16 w16cex w16sdtdh wp14">
   <w:abstractNum w:abstractNumId="0" w15:restartNumberingAfterBreak="0">
+    <w:nsid w:val="027557A9"/>
+    <w:multiLevelType w:val="hybridMultilevel"/>
+    <w:tmpl w:val="AAAC2F26"/>
+    <w:lvl w:ilvl="0" w:tplc="04090001">
+      <w:start w:val="1"/>
+      <w:numFmt w:val="bullet"/>
+      <w:lvlText w:val=""/>
+      <w:lvlJc w:val="left"/>
+      <w:pPr>
+        <w:ind w:left="720" w:hanging="360"/>
+      </w:pPr>
+      <w:rPr>
+        <w:rFonts w:ascii="Symbol" w:hAnsi="Symbol" w:hint="default"/>
+      </w:rPr>
+    </w:lvl>
+    <w:lvl w:ilvl="1" w:tplc="04090003" w:tentative="1">
+      <w:start w:val="1"/>
+      <w:numFmt w:val="bullet"/>
+      <w:lvlText w:val="o"/>
+      <w:lvlJc w:val="left"/>
+      <w:pPr>
+        <w:ind w:left="1440" w:hanging="360"/>
+      </w:pPr>
+      <w:rPr>
+        <w:rFonts w:ascii="Courier New" w:hAnsi="Courier New" w:cs="Courier New" w:hint="default"/>
+      </w:rPr>
+    </w:lvl>
+    <w:lvl w:ilvl="2" w:tplc="04090005" w:tentative="1">
+      <w:start w:val="1"/>
+      <w:numFmt w:val="bullet"/>
+      <w:lvlText w:val=""/>
+      <w:lvlJc w:val="left"/>
+      <w:pPr>
+        <w:ind w:left="2160" w:hanging="360"/>
+      </w:pPr>
+      <w:rPr>
+        <w:rFonts w:ascii="Wingdings" w:hAnsi="Wingdings" w:hint="default"/>
+      </w:rPr>
+    </w:lvl>
+    <w:lvl w:ilvl="3" w:tplc="04090001" w:tentative="1">
+      <w:start w:val="1"/>
+      <w:numFmt w:val="bullet"/>
+      <w:lvlText w:val=""/>
+      <w:lvlJc w:val="left"/>
+      <w:pPr>
+        <w:ind w:left="2880" w:hanging="360"/>
+      </w:pPr>
+      <w:rPr>
+        <w:rFonts w:ascii="Symbol" w:hAnsi="Symbol" w:hint="default"/>
+      </w:rPr>
+    </w:lvl>
+    <w:lvl w:ilvl="4" w:tplc="04090003" w:tentative="1">
+      <w:start w:val="1"/>
+      <w:numFmt w:val="bullet"/>
+      <w:lvlText w:val="o"/>
+      <w:lvlJc w:val="left"/>
+      <w:pPr>
+        <w:ind w:left="3600" w:hanging="360"/>
+      </w:pPr>
+      <w:rPr>
+        <w:rFonts w:ascii="Courier New" w:hAnsi="Courier New" w:cs="Courier New" w:hint="default"/>
+      </w:rPr>
+    </w:lvl>
+    <w:lvl w:ilvl="5" w:tplc="04090005" w:tentative="1">
+      <w:start w:val="1"/>
+      <w:numFmt w:val="bullet"/>
+      <w:lvlText w:val=""/>
+      <w:lvlJc w:val="left"/>
+      <w:pPr>
+        <w:ind w:left="4320" w:hanging="360"/>
+      </w:pPr>
+      <w:rPr>
+        <w:rFonts w:ascii="Wingdings" w:hAnsi="Wingdings" w:hint="default"/>
+      </w:rPr>
+    </w:lvl>
+    <w:lvl w:ilvl="6" w:tplc="04090001" w:tentative="1">
+      <w:start w:val="1"/>
+      <w:numFmt w:val="bullet"/>
+      <w:lvlText w:val=""/>
+      <w:lvlJc w:val="left"/>
+      <w:pPr>
+        <w:ind w:left="5040" w:hanging="360"/>
+      </w:pPr>
+      <w:rPr>
+        <w:rFonts w:ascii="Symbol" w:hAnsi="Symbol" w:hint="default"/>
+      </w:rPr>
+    </w:lvl>
+    <w:lvl w:ilvl="7" w:tplc="04090003" w:tentative="1">
+      <w:start w:val="1"/>
+      <w:numFmt w:val="bullet"/>
+      <w:lvlText w:val="o"/>
+      <w:lvlJc w:val="left"/>
+      <w:pPr>
+        <w:ind w:left="5760" w:hanging="360"/>
+      </w:pPr>
+      <w:rPr>
+        <w:rFonts w:ascii="Courier New" w:hAnsi="Courier New" w:cs="Courier New" w:hint="default"/>
+      </w:rPr>
+    </w:lvl>
+    <w:lvl w:ilvl="8" w:tplc="04090005" w:tentative="1">
+      <w:start w:val="1"/>
+      <w:numFmt w:val="bullet"/>
+      <w:lvlText w:val=""/>
+      <w:lvlJc w:val="left"/>
+      <w:pPr>
+        <w:ind w:left="6480" w:hanging="360"/>
+      </w:pPr>
+      <w:rPr>
+        <w:rFonts w:ascii="Wingdings" w:hAnsi="Wingdings" w:hint="default"/>
+      </w:rPr>
+    </w:lvl>
+  </w:abstractNum>
+  <w:abstractNum w:abstractNumId="1" w15:restartNumberingAfterBreak="0">
     <w:nsid w:val="1D090FE4"/>
     <w:multiLevelType w:val="hybridMultilevel"/>
     <w:tmpl w:val="9300E888"/>
@@ -2918,7 +3255,7 @@
       </w:rPr>
     </w:lvl>
   </w:abstractNum>
-  <w:abstractNum w:abstractNumId="1" w15:restartNumberingAfterBreak="0">
+  <w:abstractNum w:abstractNumId="2" w15:restartNumberingAfterBreak="0">
     <w:nsid w:val="609E5BB1"/>
     <w:multiLevelType w:val="hybridMultilevel"/>
     <w:tmpl w:val="AAAC2F26"/>
@@ -3031,7 +3368,7 @@
       </w:rPr>
     </w:lvl>
   </w:abstractNum>
-  <w:abstractNum w:abstractNumId="2" w15:restartNumberingAfterBreak="0">
+  <w:abstractNum w:abstractNumId="3" w15:restartNumberingAfterBreak="0">
     <w:nsid w:val="6176417F"/>
     <w:multiLevelType w:val="hybridMultilevel"/>
     <w:tmpl w:val="C8C4AC5C"/>
@@ -3144,130 +3481,17 @@
       </w:rPr>
     </w:lvl>
   </w:abstractNum>
-  <w:abstractNum w:abstractNumId="3" w15:restartNumberingAfterBreak="0">
-    <w:nsid w:val="027557A9"/>
-    <w:multiLevelType w:val="hybridMultilevel"/>
-    <w:tmpl w:val="AAAC2F26"/>
-    <w:lvl w:ilvl="0" w:tplc="04090001">
-      <w:start w:val="1"/>
-      <w:numFmt w:val="bullet"/>
-      <w:lvlText w:val=""/>
-      <w:lvlJc w:val="left"/>
-      <w:pPr>
-        <w:ind w:left="720" w:hanging="360"/>
-      </w:pPr>
-      <w:rPr>
-        <w:rFonts w:ascii="Symbol" w:hAnsi="Symbol" w:hint="default"/>
-      </w:rPr>
-    </w:lvl>
-    <w:lvl w:ilvl="1" w:tplc="04090003" w:tentative="1">
-      <w:start w:val="1"/>
-      <w:numFmt w:val="bullet"/>
-      <w:lvlText w:val="o"/>
-      <w:lvlJc w:val="left"/>
-      <w:pPr>
-        <w:ind w:left="1440" w:hanging="360"/>
-      </w:pPr>
-      <w:rPr>
-        <w:rFonts w:ascii="Courier New" w:hAnsi="Courier New" w:cs="Courier New" w:hint="default"/>
-      </w:rPr>
-    </w:lvl>
-    <w:lvl w:ilvl="2" w:tplc="04090005" w:tentative="1">
-      <w:start w:val="1"/>
-      <w:numFmt w:val="bullet"/>
-      <w:lvlText w:val=""/>
-      <w:lvlJc w:val="left"/>
-      <w:pPr>
-        <w:ind w:left="2160" w:hanging="360"/>
-      </w:pPr>
-      <w:rPr>
-        <w:rFonts w:ascii="Wingdings" w:hAnsi="Wingdings" w:hint="default"/>
-      </w:rPr>
-    </w:lvl>
-    <w:lvl w:ilvl="3" w:tplc="04090001" w:tentative="1">
-      <w:start w:val="1"/>
-      <w:numFmt w:val="bullet"/>
-      <w:lvlText w:val=""/>
-      <w:lvlJc w:val="left"/>
-      <w:pPr>
-        <w:ind w:left="2880" w:hanging="360"/>
-      </w:pPr>
-      <w:rPr>
-        <w:rFonts w:ascii="Symbol" w:hAnsi="Symbol" w:hint="default"/>
-      </w:rPr>
-    </w:lvl>
-    <w:lvl w:ilvl="4" w:tplc="04090003" w:tentative="1">
-      <w:start w:val="1"/>
-      <w:numFmt w:val="bullet"/>
-      <w:lvlText w:val="o"/>
-      <w:lvlJc w:val="left"/>
-      <w:pPr>
-        <w:ind w:left="3600" w:hanging="360"/>
-      </w:pPr>
-      <w:rPr>
-        <w:rFonts w:ascii="Courier New" w:hAnsi="Courier New" w:cs="Courier New" w:hint="default"/>
-      </w:rPr>
-    </w:lvl>
-    <w:lvl w:ilvl="5" w:tplc="04090005" w:tentative="1">
-      <w:start w:val="1"/>
-      <w:numFmt w:val="bullet"/>
-      <w:lvlText w:val=""/>
-      <w:lvlJc w:val="left"/>
-      <w:pPr>
-        <w:ind w:left="4320" w:hanging="360"/>
-      </w:pPr>
-      <w:rPr>
-        <w:rFonts w:ascii="Wingdings" w:hAnsi="Wingdings" w:hint="default"/>
-      </w:rPr>
-    </w:lvl>
-    <w:lvl w:ilvl="6" w:tplc="04090001" w:tentative="1">
-      <w:start w:val="1"/>
-      <w:numFmt w:val="bullet"/>
-      <w:lvlText w:val=""/>
-      <w:lvlJc w:val="left"/>
-      <w:pPr>
-        <w:ind w:left="5040" w:hanging="360"/>
-      </w:pPr>
-      <w:rPr>
-        <w:rFonts w:ascii="Symbol" w:hAnsi="Symbol" w:hint="default"/>
-      </w:rPr>
-    </w:lvl>
-    <w:lvl w:ilvl="7" w:tplc="04090003" w:tentative="1">
-      <w:start w:val="1"/>
-      <w:numFmt w:val="bullet"/>
-      <w:lvlText w:val="o"/>
-      <w:lvlJc w:val="left"/>
-      <w:pPr>
-        <w:ind w:left="5760" w:hanging="360"/>
-      </w:pPr>
-      <w:rPr>
-        <w:rFonts w:ascii="Courier New" w:hAnsi="Courier New" w:cs="Courier New" w:hint="default"/>
-      </w:rPr>
-    </w:lvl>
-    <w:lvl w:ilvl="8" w:tplc="04090005" w:tentative="1">
-      <w:start w:val="1"/>
-      <w:numFmt w:val="bullet"/>
-      <w:lvlText w:val=""/>
-      <w:lvlJc w:val="left"/>
-      <w:pPr>
-        <w:ind w:left="6480" w:hanging="360"/>
-      </w:pPr>
-      <w:rPr>
-        <w:rFonts w:ascii="Wingdings" w:hAnsi="Wingdings" w:hint="default"/>
-      </w:rPr>
-    </w:lvl>
-  </w:abstractNum>
   <w:num w:numId="1" w16cid:durableId="115176155">
-    <w:abstractNumId w:val="0"/>
+    <w:abstractNumId w:val="1"/>
   </w:num>
   <w:num w:numId="2" w16cid:durableId="1443378152">
-    <w:abstractNumId w:val="2"/>
-  </w:num>
-  <w:num w:numId="4" w16cid:durableId="685908829">
     <w:abstractNumId w:val="3"/>
   </w:num>
   <w:num w:numId="3" w16cid:durableId="685908829">
-    <w:abstractNumId w:val="1"/>
+    <w:abstractNumId w:val="0"/>
+  </w:num>
+  <w:num w:numId="4" w16cid:durableId="685908829">
+    <w:abstractNumId w:val="2"/>
   </w:num>
 </w:numbering>
 </file>
